--- a/public/rovenet-privacy-policy.docx
+++ b/public/rovenet-privacy-policy.docx
@@ -62,7 +62,7 @@
           <w:sz w:val="21"/>
           <w:szCs w:val="21"/>
         </w:rPr>
-        <w:t xml:space="preserve">Rovestacks (“Rovestacks,” “we,” “our,” or “us”) developed and operates Rovenet, a classifieds, marketplace, and social-earning mobile application. This Privacy Policy explains what information we collect from you, how we use it, who we share it with, and the choices you have. By creating an account or using Rovenet, you agree to the practices described in this Policy.</w:t>
+        <w:t xml:space="preserve">Rovestacks Technologies Limited (“Rovestacks,” “the Company,” “we,” “our,” or “us”), a company duly incorporated under the Companies and Allied Matters Act and registered with the Corporate Affairs Commission (CAC) of Nigeria under RC 9619939, developed and operates Rovenet, a classifieds, marketplace, and social-earning mobile application. This Privacy Policy explains what information we collect from you, how we use it, who we share it with, and the choices you have. By creating an account or using Rovenet, you agree to the practices described in this Policy.</w:t>
       </w:r>
     </w:p>
     <w:p>
@@ -879,7 +879,7 @@
           <w:sz w:val="21"/>
           <w:szCs w:val="21"/>
         </w:rPr>
-        <w:t xml:space="preserve">Company: Rovestacks (registered under the Corporate Affairs Commission, Nigeria)</w:t>
+        <w:t xml:space="preserve">Company: Rovestacks Technologies Limited (RC 9619939), registered with the Corporate Affairs Commission, Nigeria</w:t>
       </w:r>
     </w:p>
     <w:p>

--- a/public/rovenet-privacy-policy.docx
+++ b/public/rovenet-privacy-policy.docx
@@ -166,7 +166,7 @@
           <w:sz w:val="21"/>
           <w:szCs w:val="21"/>
         </w:rPr>
-        <w:t xml:space="preserve">Payment and payout details: bank account number, bank name, and, where applicable, VTU redemption details, provided when you request a withdrawal.</w:t>
+        <w:t xml:space="preserve">VTU redemption details, provided when you request to redeem your earnings.</w:t>
       </w:r>
     </w:p>
     <w:p>
